--- a/family-court-metric-catalog/docs/07-coercive-control/cc-04-metric-additions.docx
+++ b/family-court-metric-catalog/docs/07-coercive-control/cc-04-metric-additions.docx
@@ -5115,7 +5115,7 @@
           <w:sz w:val="20"/>
           <w:szCs w:val="20"/>
         </w:rPr>
-        <w:t xml:space="preserve">Tier A with caveats. Emergency motion aggregate patterns are already effectively public (ca-emergency in Doc 19). This metric extends ca-emergency with filing-pattern-repeater stratification at jurisdiction aggregate. Considered Tier B because the repeater stratification adds sensitivity; decided Tier A with strict jurisdiction-aggregation and explicit labeling that repeater-count is institutional-pattern data, not individual-party data. The 25-petition floor from RSMo § 455.085 applies.</w:t>
+        <w:t xml:space="preserve">Tier A with caveats. Emergency motion aggregate patterns are already effectively public (ca-emergency in Doc 19). This metric extends ca-emergency with filing-pattern-repeater stratification at jurisdiction aggregate. Considered Tier B because the repeater stratification adds sensitivity; decided Tier A with strict jurisdiction-aggregation and explicit labeling that repeater-count is institutional-pattern data, not individual-party data. The 25-petition floor from draft RSMo § 455.085 applies.</w:t>
       </w:r>
     </w:p>
     <w:p>
